--- a/content-src/docx/A G 1996 03 22 Censors cannot save us.docx
+++ b/content-src/docx/A G 1996 03 22 Censors cannot save us.docx
@@ -44,7 +44,7 @@
     </w:p>
     <w:p>
       <w:r>
-        <w:t xml:space="preserve">The film was released in February 1995. The video could have been released at any time. So why did David Alton wait 14 months to raise the matter of the certification? Why link the film to Dunblane? Indeed, Alton could have had the decision submitted to judicial review, if he genuinely believed that it was so manifestly unreasonable and unlawful. Ironically, the BBFC will face just such a judicial review in June, when Nigel Wingrove challenges their failure to grant a certificate to a film he wishes to distribute (see panel). But Alton's agenda may be different; he took the opportunity, once more, to link a public tragedy with a demonised film, in order to bring censorship back into the hands of government and away from the appointees at the BBFC.</w:t>
+        <w:t xml:space="preserve">The film was released in February 1995. The video could have been released at any time. So why did David Alton wait 14 months to raise the matter of the certification? Why link the film to Dunblane? Indeed, Alton could have had the decision submitted to judicial review, if he genuinely believed that it was so manifestly unreasonable and unlawful. Ironically, the BBFC will face just such a judicial review in June, when Nigel Wingrove challenges their failure to grant a certificate to a film he wishes to distribute. But Alton's agenda may be different; he took the opportunity, once more, to link a public tragedy with a demonised film, in order to bring censorship back into the hands of government and away from the appointees at the BBFC.</w:t>
       </w:r>
     </w:p>
     <w:p>
